--- a/Допустим статья.docx
+++ b/Допустим статья.docx
@@ -62,36 +62,44 @@
           <w:b/>
           <w:bCs/>
         </w:rPr>
-        <w:t>Евтушенко Е.А., Ковалец И.А., Сафарьян О.А.</w:t>
-      </w:r>
-    </w:p>
-    <w:p>
-      <w:pPr>
-        <w:spacing w:after="0" w:line="240" w:lineRule="auto"/>
-        <w:jc w:val="right"/>
+        <w:t>Евтушенко Е.А., Ковалец И.А</w:t>
+      </w:r>
+      <w:r>
         <w:rPr>
           <w:rFonts w:ascii="Times New Roman" w:hAnsi="Times New Roman" w:cs="Times New Roman"/>
           <w:b/>
           <w:bCs/>
         </w:rPr>
-      </w:pPr>
-    </w:p>
-    <w:p>
-      <w:pPr>
-        <w:spacing w:after="0" w:line="240" w:lineRule="auto"/>
-        <w:jc w:val="center"/>
+        <w:t>.</w:t>
+      </w:r>
+    </w:p>
+    <w:p>
+      <w:pPr>
+        <w:spacing w:after="0" w:line="240" w:lineRule="auto"/>
+        <w:jc w:val="right"/>
         <w:rPr>
           <w:rFonts w:ascii="Times New Roman" w:hAnsi="Times New Roman" w:cs="Times New Roman"/>
           <w:b/>
           <w:bCs/>
         </w:rPr>
       </w:pPr>
-      <w:r>
+    </w:p>
+    <w:p>
+      <w:pPr>
+        <w:spacing w:after="0" w:line="240" w:lineRule="auto"/>
+        <w:jc w:val="center"/>
         <w:rPr>
           <w:rFonts w:ascii="Times New Roman" w:hAnsi="Times New Roman" w:cs="Times New Roman"/>
           <w:b/>
           <w:bCs/>
         </w:rPr>
+      </w:pPr>
+      <w:r>
+        <w:rPr>
+          <w:rFonts w:ascii="Times New Roman" w:hAnsi="Times New Roman" w:cs="Times New Roman"/>
+          <w:b/>
+          <w:bCs/>
+        </w:rPr>
         <w:t>РАЗРАБОТКА СИСТЕМЫ ОБЕСПЕЧЕНИЯ ЦЕЛОСТНОСТИ И ПОДЛИННОСТИ ДИСТАНЦИОННОГО УПРАВЛЕНИЯ АГРОПРОМЫШЛЕННОЙ ТЕХНИКОЙ</w:t>
       </w:r>
     </w:p>
@@ -130,6 +138,7 @@
       <w:pPr>
         <w:spacing w:after="0" w:line="240" w:lineRule="auto"/>
         <w:ind w:firstLine="709"/>
+        <w:jc w:val="both"/>
         <w:rPr>
           <w:rFonts w:ascii="Times New Roman" w:hAnsi="Times New Roman" w:cs="Times New Roman"/>
         </w:rPr>
@@ -145,6 +154,7 @@
       <w:pPr>
         <w:spacing w:after="0" w:line="240" w:lineRule="auto"/>
         <w:ind w:firstLine="709"/>
+        <w:jc w:val="both"/>
         <w:rPr>
           <w:rFonts w:ascii="Times New Roman" w:hAnsi="Times New Roman" w:cs="Times New Roman"/>
         </w:rPr>
@@ -159,6 +169,7 @@
     <w:p>
       <w:pPr>
         <w:spacing w:after="0" w:line="240" w:lineRule="auto"/>
+        <w:jc w:val="both"/>
         <w:rPr>
           <w:rFonts w:ascii="Times New Roman" w:hAnsi="Times New Roman" w:cs="Times New Roman"/>
         </w:rPr>
@@ -168,6 +179,7 @@
       <w:pPr>
         <w:spacing w:after="0" w:line="240" w:lineRule="auto"/>
         <w:ind w:firstLine="709"/>
+        <w:jc w:val="both"/>
         <w:rPr>
           <w:rFonts w:ascii="Times New Roman" w:hAnsi="Times New Roman" w:cs="Times New Roman"/>
         </w:rPr>
@@ -188,13 +200,50 @@
         <w:rPr>
           <w:rFonts w:ascii="Times New Roman" w:hAnsi="Times New Roman" w:cs="Times New Roman"/>
         </w:rPr>
-        <w:t>активно внедряет элементы автоматизации и дистанционного управления сельскохозяйственной техникой. Комбайны, тракторы, опрыскиватели и другие агрегаты все чаще оснащаются системами телеметрии и радиоканалами для передачи команд. Однако существующие решения, как правило, не предусматривают криптографической защиты передаваемых сигналов. Это создает серьезные риски: злоумышленник может перехватить управление, подменить команду или имитировать легитимного оператора. Последствия такого вмешательства могут включать выход техники из строя, причинение вреда здоровью персонала и значительные материальные потери. Традиционные спутниковые технологии навигации и связи в данном случае не решают проблему защиты канала управления.</w:t>
+        <w:t>активно внедряет элементы автоматизации и дистанционного управления сельскохозяйственной техникой. Комбайны, тракторы, опрыскиватели и другие агрегаты все чаще оснащаются системами телеметрии и радиоканалами для передачи команд</w:t>
+      </w:r>
+      <w:r>
+        <w:rPr>
+          <w:rFonts w:ascii="Times New Roman" w:hAnsi="Times New Roman" w:cs="Times New Roman"/>
+        </w:rPr>
+        <w:t xml:space="preserve"> [0]</w:t>
+      </w:r>
+      <w:r>
+        <w:rPr>
+          <w:rFonts w:ascii="Times New Roman" w:hAnsi="Times New Roman" w:cs="Times New Roman"/>
+        </w:rPr>
+        <w:t>. Однако существующие решения, как правило, не предусматривают криптографической защиты передаваемых сигналов. Это создает серьезные риски: злоумышленник может перехватить управление, подменить команду или имитировать легитимного оператора</w:t>
+      </w:r>
+      <w:r>
+        <w:rPr>
+          <w:rFonts w:ascii="Times New Roman" w:hAnsi="Times New Roman" w:cs="Times New Roman"/>
+        </w:rPr>
+        <w:t>.</w:t>
+      </w:r>
+      <w:r>
+        <w:rPr>
+          <w:rFonts w:ascii="Times New Roman" w:hAnsi="Times New Roman" w:cs="Times New Roman"/>
+        </w:rPr>
+        <w:t xml:space="preserve"> Последствия такого вмешательства могут включать выход техники из строя, причинение вреда здоровью персонала и значительные материальные потери</w:t>
+      </w:r>
+      <w:r>
+        <w:rPr>
+          <w:rFonts w:ascii="Times New Roman" w:hAnsi="Times New Roman" w:cs="Times New Roman"/>
+        </w:rPr>
+        <w:t xml:space="preserve"> [1]</w:t>
+      </w:r>
+      <w:r>
+        <w:rPr>
+          <w:rFonts w:ascii="Times New Roman" w:hAnsi="Times New Roman" w:cs="Times New Roman"/>
+        </w:rPr>
+        <w:t>. Традиционные спутниковые технологии навигации и связи в данном случае не решают проблему защиты канала управления.</w:t>
       </w:r>
     </w:p>
     <w:p>
       <w:pPr>
         <w:spacing w:after="0" w:line="240" w:lineRule="auto"/>
         <w:ind w:firstLine="709"/>
+        <w:jc w:val="both"/>
         <w:rPr>
           <w:rFonts w:ascii="Times New Roman" w:hAnsi="Times New Roman" w:cs="Times New Roman"/>
         </w:rPr>
@@ -210,21 +259,35 @@
       <w:pPr>
         <w:spacing w:after="0" w:line="240" w:lineRule="auto"/>
         <w:ind w:firstLine="709"/>
-        <w:rPr>
-          <w:rFonts w:ascii="Times New Roman" w:hAnsi="Times New Roman" w:cs="Times New Roman"/>
-        </w:rPr>
-      </w:pPr>
-      <w:r>
-        <w:rPr>
-          <w:rFonts w:ascii="Times New Roman" w:hAnsi="Times New Roman" w:cs="Times New Roman"/>
-        </w:rPr>
-        <w:t>В настоящее время на рынке представлены различные способы обеспечения безопасности беспроводного управления. Наиболее простые решения основаны на использовании фиксированных идентификаторов устройств, что делает их уязвимыми для подмены и клонирования. Более продвинутые системы применяют шифрование радиоканала, однако при этом зачастую отсутствует механизм подтверждения подлинности источника команд. Наиболее надежным подходом является применение электронной подписи (ЭП), которая позволяет не только зашифровать данные, но и гарантировать, что команда исходит от авторизованного оператора и не была изменена в процессе передачи. В качестве базовой технологии планируется использовать российские криптографические алгоритмы ГОСТ Р 34.10-2012, что соответствует требованиям импортозамещения и обеспечивает сертифицированный уровень защиты.</w:t>
+        <w:jc w:val="both"/>
+        <w:rPr>
+          <w:rFonts w:ascii="Times New Roman" w:hAnsi="Times New Roman" w:cs="Times New Roman"/>
+        </w:rPr>
+      </w:pPr>
+      <w:r>
+        <w:rPr>
+          <w:rFonts w:ascii="Times New Roman" w:hAnsi="Times New Roman" w:cs="Times New Roman"/>
+        </w:rPr>
+        <w:t>В настоящее время на рынке представлены различные способы обеспечения безопасности беспроводного управления. Наиболее простые решения основаны на использовании фиксированных идентификаторов устройств, что делает их уязвимыми для подмены и клонирования</w:t>
+      </w:r>
+      <w:r>
+        <w:rPr>
+          <w:rFonts w:ascii="Times New Roman" w:hAnsi="Times New Roman" w:cs="Times New Roman"/>
+        </w:rPr>
+        <w:t xml:space="preserve"> [2]</w:t>
+      </w:r>
+      <w:r>
+        <w:rPr>
+          <w:rFonts w:ascii="Times New Roman" w:hAnsi="Times New Roman" w:cs="Times New Roman"/>
+        </w:rPr>
+        <w:t>. Более продвинутые системы применяют шифрование радиоканала, однако при этом зачастую отсутствует механизм подтверждения подлинности источника команд. Наиболее надежным подходом является применение электронной подписи (ЭП), которая позволяет не только зашифровать данные, но и гарантировать, что команда исходит от авторизованного оператора и не была изменена в процессе передачи. В качестве базовой технологии планируется использовать российские криптографические алгоритмы ГОСТ Р 34.10-2012, что соответствует требованиям импортозамещения и обеспечивает сертифицированный уровень защиты.</w:t>
       </w:r>
     </w:p>
     <w:p>
       <w:pPr>
         <w:spacing w:after="0" w:line="240" w:lineRule="auto"/>
         <w:ind w:firstLine="709"/>
+        <w:jc w:val="both"/>
         <w:rPr>
           <w:rFonts w:ascii="Times New Roman" w:hAnsi="Times New Roman" w:cs="Times New Roman"/>
         </w:rPr>
@@ -240,6 +303,7 @@
       <w:pPr>
         <w:spacing w:after="0" w:line="240" w:lineRule="auto"/>
         <w:ind w:firstLine="709"/>
+        <w:jc w:val="both"/>
         <w:rPr>
           <w:rFonts w:ascii="Times New Roman" w:hAnsi="Times New Roman" w:cs="Times New Roman"/>
         </w:rPr>
@@ -249,16 +313,29 @@
       <w:pPr>
         <w:spacing w:after="0" w:line="240" w:lineRule="auto"/>
         <w:ind w:firstLine="709"/>
-        <w:rPr>
-          <w:rFonts w:ascii="Times New Roman" w:hAnsi="Times New Roman" w:cs="Times New Roman"/>
-          <w:lang w:val="en-US"/>
-        </w:rPr>
-      </w:pPr>
-      <w:r>
-        <w:rPr>
-          <w:rFonts w:ascii="Times New Roman" w:hAnsi="Times New Roman" w:cs="Times New Roman"/>
-        </w:rPr>
-        <w:t>На уровне предприятия планируется развернуть центр генерации ключей. Для этого рассматривается использование аппаратного комплекса ViPNet HSM или программного удостоверяющего центра на базе «КриптоПро УЦ 2.0». Данные средства позволят генерировать уникальные пары ключей</w:t>
+        <w:jc w:val="both"/>
+        <w:rPr>
+          <w:rFonts w:ascii="Times New Roman" w:hAnsi="Times New Roman" w:cs="Times New Roman"/>
+        </w:rPr>
+      </w:pPr>
+      <w:r>
+        <w:rPr>
+          <w:rFonts w:ascii="Times New Roman" w:hAnsi="Times New Roman" w:cs="Times New Roman"/>
+        </w:rPr>
+        <w:lastRenderedPageBreak/>
+        <w:t xml:space="preserve">На уровне </w:t>
+      </w:r>
+      <w:r>
+        <w:rPr>
+          <w:rFonts w:ascii="Times New Roman" w:hAnsi="Times New Roman" w:cs="Times New Roman"/>
+        </w:rPr>
+        <w:t>системы</w:t>
+      </w:r>
+      <w:r>
+        <w:rPr>
+          <w:rFonts w:ascii="Times New Roman" w:hAnsi="Times New Roman" w:cs="Times New Roman"/>
+        </w:rPr>
+        <w:t xml:space="preserve"> планируется развернуть центр генерации ключей. Для этого рассматривается использование аппаратного комплекса ViPNet HSM или программного удостоверяющего центра на базе «КриптоПро УЦ 2.0». Данные средства позволят генерировать уникальные пары ключей</w:t>
       </w:r>
       <w:r>
         <w:rPr>
@@ -317,9 +394,9 @@
       <w:pPr>
         <w:spacing w:after="0" w:line="240" w:lineRule="auto"/>
         <w:ind w:firstLine="709"/>
-        <w:rPr>
-          <w:rFonts w:ascii="Times New Roman" w:hAnsi="Times New Roman" w:cs="Times New Roman"/>
-          <w:lang w:val="en-US"/>
+        <w:jc w:val="both"/>
+        <w:rPr>
+          <w:rFonts w:ascii="Times New Roman" w:hAnsi="Times New Roman" w:cs="Times New Roman"/>
         </w:rPr>
       </w:pPr>
       <w:r>
@@ -347,6 +424,7 @@
       <w:pPr>
         <w:spacing w:after="0" w:line="240" w:lineRule="auto"/>
         <w:ind w:firstLine="709"/>
+        <w:jc w:val="both"/>
         <w:rPr>
           <w:rFonts w:ascii="Times New Roman" w:hAnsi="Times New Roman" w:cs="Times New Roman"/>
         </w:rPr>
@@ -362,6 +440,7 @@
       <w:pPr>
         <w:spacing w:after="0" w:line="240" w:lineRule="auto"/>
         <w:ind w:firstLine="709"/>
+        <w:jc w:val="both"/>
         <w:rPr>
           <w:rFonts w:ascii="Times New Roman" w:hAnsi="Times New Roman" w:cs="Times New Roman"/>
         </w:rPr>
@@ -374,29 +453,61 @@
         <w:jc w:val="center"/>
         <w:rPr>
           <w:rFonts w:ascii="Times New Roman" w:hAnsi="Times New Roman" w:cs="Times New Roman"/>
-        </w:rPr>
-      </w:pPr>
-      <w:r>
-        <w:rPr>
-          <w:rFonts w:ascii="Times New Roman" w:hAnsi="Times New Roman" w:cs="Times New Roman"/>
           <w:lang w:val="en-US"/>
         </w:rPr>
-        <w:t>&lt;</w:t>
-      </w:r>
-      <w:proofErr w:type="spellStart"/>
-      <w:r>
-        <w:rPr>
-          <w:rFonts w:ascii="Times New Roman" w:hAnsi="Times New Roman" w:cs="Times New Roman"/>
-        </w:rPr>
-        <w:t>Пикча</w:t>
-      </w:r>
-      <w:proofErr w:type="spellEnd"/>
-      <w:r>
-        <w:rPr>
-          <w:rFonts w:ascii="Times New Roman" w:hAnsi="Times New Roman" w:cs="Times New Roman"/>
-          <w:lang w:val="en-US"/>
-        </w:rPr>
-        <w:t>&gt;</w:t>
+      </w:pPr>
+      <w:r>
+        <w:rPr>
+          <w:noProof/>
+        </w:rPr>
+        <w:drawing>
+          <wp:inline distT="0" distB="0" distL="0" distR="0" wp14:anchorId="6747BC05" wp14:editId="5F1FEC7C">
+            <wp:extent cx="5235575" cy="3672458"/>
+            <wp:effectExtent l="0" t="0" r="3175" b="4445"/>
+            <wp:docPr id="611198512" name="Рисунок 1"/>
+            <wp:cNvGraphicFramePr>
+              <a:graphicFrameLocks xmlns:a="http://schemas.openxmlformats.org/drawingml/2006/main" noChangeAspect="1"/>
+            </wp:cNvGraphicFramePr>
+            <a:graphic xmlns:a="http://schemas.openxmlformats.org/drawingml/2006/main">
+              <a:graphicData uri="http://schemas.openxmlformats.org/drawingml/2006/picture">
+                <pic:pic xmlns:pic="http://schemas.openxmlformats.org/drawingml/2006/picture">
+                  <pic:nvPicPr>
+                    <pic:cNvPr id="0" name="Picture 1"/>
+                    <pic:cNvPicPr>
+                      <a:picLocks noChangeAspect="1" noChangeArrowheads="1"/>
+                    </pic:cNvPicPr>
+                  </pic:nvPicPr>
+                  <pic:blipFill>
+                    <a:blip r:embed="rId5">
+                      <a:extLst>
+                        <a:ext uri="{28A0092B-C50C-407E-A947-70E740481C1C}">
+                          <a14:useLocalDpi xmlns:a14="http://schemas.microsoft.com/office/drawing/2010/main" val="0"/>
+                        </a:ext>
+                      </a:extLst>
+                    </a:blip>
+                    <a:srcRect/>
+                    <a:stretch>
+                      <a:fillRect/>
+                    </a:stretch>
+                  </pic:blipFill>
+                  <pic:spPr bwMode="auto">
+                    <a:xfrm>
+                      <a:off x="0" y="0"/>
+                      <a:ext cx="5244185" cy="3678497"/>
+                    </a:xfrm>
+                    <a:prstGeom prst="rect">
+                      <a:avLst/>
+                    </a:prstGeom>
+                    <a:noFill/>
+                    <a:ln>
+                      <a:noFill/>
+                    </a:ln>
+                  </pic:spPr>
+                </pic:pic>
+              </a:graphicData>
+            </a:graphic>
+          </wp:inline>
+        </w:drawing>
       </w:r>
     </w:p>
     <w:p>
@@ -418,6 +529,7 @@
     <w:p>
       <w:pPr>
         <w:spacing w:after="0" w:line="240" w:lineRule="auto"/>
+        <w:jc w:val="both"/>
         <w:rPr>
           <w:rFonts w:ascii="Times New Roman" w:hAnsi="Times New Roman" w:cs="Times New Roman"/>
         </w:rPr>
@@ -427,6 +539,7 @@
       <w:pPr>
         <w:spacing w:after="0" w:line="240" w:lineRule="auto"/>
         <w:ind w:firstLine="709"/>
+        <w:jc w:val="both"/>
         <w:rPr>
           <w:rFonts w:ascii="Times New Roman" w:hAnsi="Times New Roman" w:cs="Times New Roman"/>
         </w:rPr>
@@ -442,14 +555,16 @@
       <w:pPr>
         <w:spacing w:after="0" w:line="240" w:lineRule="auto"/>
         <w:ind w:firstLine="709"/>
-        <w:rPr>
-          <w:rFonts w:ascii="Times New Roman" w:hAnsi="Times New Roman" w:cs="Times New Roman"/>
-        </w:rPr>
-      </w:pPr>
-      <w:r>
-        <w:rPr>
-          <w:rFonts w:ascii="Times New Roman" w:hAnsi="Times New Roman" w:cs="Times New Roman"/>
-        </w:rPr>
+        <w:jc w:val="both"/>
+        <w:rPr>
+          <w:rFonts w:ascii="Times New Roman" w:hAnsi="Times New Roman" w:cs="Times New Roman"/>
+        </w:rPr>
+      </w:pPr>
+      <w:r>
+        <w:rPr>
+          <w:rFonts w:ascii="Times New Roman" w:hAnsi="Times New Roman" w:cs="Times New Roman"/>
+        </w:rPr>
+        <w:lastRenderedPageBreak/>
         <w:t>В процессе штатной эксплуатации оператор, находясь на пульте, вводит команду управления. Микроконтроллер пульта передает эту команду в чип СКЗИ, где вычисляется электронная подпись в соответствии с ГОСТ Р 34.10-2012. Далее формируется пакет данных, содержащий идентификатор пульта, саму команду и вычисленную подпись. Этот пакет через интерфейс UART или RS-485 передается на радиомодем, который в прозрачном режиме транслирует его в эфир.</w:t>
       </w:r>
     </w:p>
@@ -457,6 +572,7 @@
       <w:pPr>
         <w:spacing w:after="0" w:line="240" w:lineRule="auto"/>
         <w:ind w:firstLine="709"/>
+        <w:jc w:val="both"/>
         <w:rPr>
           <w:rFonts w:ascii="Times New Roman" w:hAnsi="Times New Roman" w:cs="Times New Roman"/>
         </w:rPr>
@@ -472,350 +588,386 @@
       <w:pPr>
         <w:spacing w:after="0" w:line="240" w:lineRule="auto"/>
         <w:ind w:firstLine="709"/>
-        <w:rPr>
-          <w:rFonts w:ascii="Times New Roman" w:hAnsi="Times New Roman" w:cs="Times New Roman"/>
-        </w:rPr>
-      </w:pPr>
-      <w:r>
-        <w:rPr>
-          <w:rFonts w:ascii="Times New Roman" w:hAnsi="Times New Roman" w:cs="Times New Roman"/>
-        </w:rPr>
-        <w:t xml:space="preserve">Особое внимание при проектировании системы уделяется сценарию смены оператора. При увольнении сотрудника или переходе на другую смену старый пульт изымается из эксплуатации, и его закрытый ключ более не используется. В память техники вносятся изменения: открытый ключ старого пульта удаляется, а открытый ключ нового </w:t>
+        <w:jc w:val="both"/>
+        <w:rPr>
+          <w:rFonts w:ascii="Times New Roman" w:hAnsi="Times New Roman" w:cs="Times New Roman"/>
+        </w:rPr>
+      </w:pPr>
+      <w:r>
+        <w:rPr>
+          <w:rFonts w:ascii="Times New Roman" w:hAnsi="Times New Roman" w:cs="Times New Roman"/>
+        </w:rPr>
+        <w:t>Особое внимание при проектировании системы уделяется сценарию смены оператора. При увольнении сотрудника или переходе на другую смену старый пульт изымается из эксплуатации, и его закрытый ключ более не используется. В память техники вносятся изменения: открытый ключ старого пульта удаляется, а открытый ключ нового пульта добавляется. Обновление списка доверенных ключей может выполняться двумя способами. Первый вариант — динамическое обновление по радиоканалу, когда с сервера управления на технику отправляется команда, подписанная мастер-ключом администратора. Второй вариант — плановое обслуживание, при котором обновление производится во время регламентных работ путем физического подключения к чипу СКЗИ. В результате техника принимает команды только от актуальных пультов, а использование старого пульта становится невозможным.</w:t>
+      </w:r>
+    </w:p>
+    <w:p>
+      <w:pPr>
+        <w:spacing w:after="0" w:line="240" w:lineRule="auto"/>
+        <w:ind w:firstLine="709"/>
+        <w:jc w:val="both"/>
+        <w:rPr>
+          <w:rFonts w:ascii="Times New Roman" w:hAnsi="Times New Roman" w:cs="Times New Roman"/>
+        </w:rPr>
+      </w:pPr>
+      <w:r>
+        <w:rPr>
+          <w:rFonts w:ascii="Times New Roman" w:hAnsi="Times New Roman" w:cs="Times New Roman"/>
+        </w:rPr>
+        <w:t>Предполагается, что внедрение описанной системы позволит предприятию обеспечить надежную защиту каналов дистанционного управления агропромышленной техникой. Ключевыми преимуществами планируемого решения являются:</w:t>
+      </w:r>
+    </w:p>
+    <w:p>
+      <w:pPr>
+        <w:spacing w:after="0" w:line="240" w:lineRule="auto"/>
+        <w:ind w:firstLine="709"/>
+        <w:jc w:val="both"/>
+        <w:rPr>
+          <w:rFonts w:ascii="Times New Roman" w:hAnsi="Times New Roman" w:cs="Times New Roman"/>
+        </w:rPr>
+      </w:pPr>
+      <w:r>
+        <w:rPr>
+          <w:rFonts w:ascii="Times New Roman" w:hAnsi="Times New Roman" w:cs="Times New Roman"/>
+        </w:rPr>
+        <w:t xml:space="preserve">— </w:t>
+      </w:r>
+      <w:r>
+        <w:rPr>
+          <w:rFonts w:ascii="Times New Roman" w:hAnsi="Times New Roman" w:cs="Times New Roman"/>
+        </w:rPr>
+        <w:t>З</w:t>
+      </w:r>
+      <w:r>
+        <w:rPr>
+          <w:rFonts w:ascii="Times New Roman" w:hAnsi="Times New Roman" w:cs="Times New Roman"/>
+        </w:rPr>
+        <w:t>ащищенность, достигаемая применением сертифицированных средств криптографической защиты информации и алгоритмов электронной подписи, что гарантирует подлинность источника и целостность передаваемых команд;</w:t>
+      </w:r>
+    </w:p>
+    <w:p>
+      <w:pPr>
+        <w:spacing w:after="0" w:line="240" w:lineRule="auto"/>
+        <w:ind w:firstLine="709"/>
+        <w:jc w:val="both"/>
+        <w:rPr>
+          <w:rFonts w:ascii="Times New Roman" w:hAnsi="Times New Roman" w:cs="Times New Roman"/>
+        </w:rPr>
+      </w:pPr>
+      <w:r>
+        <w:rPr>
+          <w:rFonts w:ascii="Times New Roman" w:hAnsi="Times New Roman" w:cs="Times New Roman"/>
+        </w:rPr>
+        <w:t xml:space="preserve">— </w:t>
+      </w:r>
+      <w:r>
+        <w:rPr>
+          <w:rFonts w:ascii="Times New Roman" w:hAnsi="Times New Roman" w:cs="Times New Roman"/>
+        </w:rPr>
+        <w:t>У</w:t>
+      </w:r>
+      <w:r>
+        <w:rPr>
+          <w:rFonts w:ascii="Times New Roman" w:hAnsi="Times New Roman" w:cs="Times New Roman"/>
+        </w:rPr>
+        <w:t>правляемость, обеспечиваемая возможностью централизованной генерации ключей и гибкого управления правами доступа, включая оперативное исключение неактуальных пультов;</w:t>
+      </w:r>
+    </w:p>
+    <w:p>
+      <w:pPr>
+        <w:spacing w:after="0" w:line="240" w:lineRule="auto"/>
+        <w:ind w:firstLine="709"/>
+        <w:jc w:val="both"/>
+        <w:rPr>
+          <w:rFonts w:ascii="Times New Roman" w:hAnsi="Times New Roman" w:cs="Times New Roman"/>
+        </w:rPr>
+      </w:pPr>
+      <w:r>
+        <w:rPr>
+          <w:rFonts w:ascii="Times New Roman" w:hAnsi="Times New Roman" w:cs="Times New Roman"/>
+        </w:rPr>
+        <w:t xml:space="preserve">— </w:t>
+      </w:r>
+      <w:r>
+        <w:rPr>
+          <w:rFonts w:ascii="Times New Roman" w:hAnsi="Times New Roman" w:cs="Times New Roman"/>
+        </w:rPr>
+        <w:t>Н</w:t>
+      </w:r>
+      <w:r>
+        <w:rPr>
+          <w:rFonts w:ascii="Times New Roman" w:hAnsi="Times New Roman" w:cs="Times New Roman"/>
+        </w:rPr>
+        <w:t>адежность, обусловленная использованием промышленных компонентов (радиомодемы в защищенном исполнении, микроконтроллеры с широким диапазоном рабочих температур), способных функционировать в условиях агропромышленного производства;</w:t>
+      </w:r>
+    </w:p>
+    <w:p>
+      <w:pPr>
+        <w:spacing w:after="0" w:line="240" w:lineRule="auto"/>
+        <w:ind w:firstLine="709"/>
+        <w:jc w:val="both"/>
+        <w:rPr>
+          <w:rFonts w:ascii="Times New Roman" w:hAnsi="Times New Roman" w:cs="Times New Roman"/>
+        </w:rPr>
+      </w:pPr>
+      <w:r>
+        <w:rPr>
+          <w:rFonts w:ascii="Times New Roman" w:hAnsi="Times New Roman" w:cs="Times New Roman"/>
+        </w:rPr>
+        <w:t xml:space="preserve">— </w:t>
+      </w:r>
+      <w:r>
+        <w:rPr>
+          <w:rFonts w:ascii="Times New Roman" w:hAnsi="Times New Roman" w:cs="Times New Roman"/>
+        </w:rPr>
+        <w:t>М</w:t>
+      </w:r>
+      <w:r>
+        <w:rPr>
+          <w:rFonts w:ascii="Times New Roman" w:hAnsi="Times New Roman" w:cs="Times New Roman"/>
+        </w:rPr>
+        <w:t>асштабируемость, позволяющая расширять систему на любое количество единиц техники без необходимости кардинальной перестройки инфраструктуры.</w:t>
+      </w:r>
+    </w:p>
+    <w:p>
+      <w:pPr>
+        <w:spacing w:after="0" w:line="240" w:lineRule="auto"/>
+        <w:ind w:firstLine="709"/>
+        <w:jc w:val="both"/>
+        <w:rPr>
+          <w:rFonts w:ascii="Times New Roman" w:hAnsi="Times New Roman" w:cs="Times New Roman"/>
+        </w:rPr>
+      </w:pPr>
+      <w:r>
+        <w:rPr>
+          <w:rFonts w:ascii="Times New Roman" w:hAnsi="Times New Roman" w:cs="Times New Roman"/>
+        </w:rPr>
+        <w:t>Реализация проекта планируется в несколько этапов, начиная с развертывания инфраструктуры генерации ключей и изготовления пилотного комплекта оборудования для одного пульта и одной единицы техники. После успешных испытаний предполагается тиражирование решения на весь парк машин.</w:t>
+      </w:r>
+    </w:p>
+    <w:p>
+      <w:pPr>
+        <w:spacing w:after="0" w:line="240" w:lineRule="auto"/>
+        <w:ind w:firstLine="709"/>
+        <w:jc w:val="both"/>
+        <w:rPr>
+          <w:rFonts w:ascii="Times New Roman" w:hAnsi="Times New Roman" w:cs="Times New Roman"/>
+        </w:rPr>
+      </w:pPr>
+      <w:r>
+        <w:rPr>
+          <w:rFonts w:ascii="Times New Roman" w:hAnsi="Times New Roman" w:cs="Times New Roman"/>
+        </w:rPr>
+        <w:t xml:space="preserve">Предложенная в работе концепция внедрения системы обеспечения целостности и подлинности дистанционного управления агропромышленной техникой базируется на использовании сертифицированных средств электронной подписи и отечественных компонентов. Такое решение позволяет исключить риски несанкционированного доступа к управлению, гарантировать достоверность передаваемых команд и обеспечить оперативную смену прав доступа при ротации персонала. Внедрение системы будет </w:t>
       </w:r>
       <w:r>
         <w:rPr>
           <w:rFonts w:ascii="Times New Roman" w:hAnsi="Times New Roman" w:cs="Times New Roman"/>
         </w:rPr>
         <w:lastRenderedPageBreak/>
-        <w:t>пульта добавляется. Обновление списка доверенных ключей может выполняться двумя способами. Первый вариант — динамическое обновление по радиоканалу, когда с сервера управления на технику отправляется команда, подписанная мастер-ключом администратора. Второй вариант — плановое обслуживание, при котором обновление производится во время регламентных работ путем физического подключения к чипу СКЗИ. В результате техника принимает команды только от актуальных пультов, а использование старого пульта становится невозможным.</w:t>
-      </w:r>
-    </w:p>
-    <w:p>
-      <w:pPr>
-        <w:spacing w:after="0" w:line="240" w:lineRule="auto"/>
-        <w:ind w:firstLine="709"/>
-        <w:rPr>
-          <w:rFonts w:ascii="Times New Roman" w:hAnsi="Times New Roman" w:cs="Times New Roman"/>
-        </w:rPr>
-      </w:pPr>
-      <w:r>
-        <w:rPr>
-          <w:rFonts w:ascii="Times New Roman" w:hAnsi="Times New Roman" w:cs="Times New Roman"/>
-        </w:rPr>
-        <w:t>Предполагается, что внедрение описанной системы позволит предприятию обеспечить надежную защиту каналов дистанционного управления агропромышленной техникой. Ключевыми преимуществами планируемого решения являются:</w:t>
-      </w:r>
-    </w:p>
-    <w:p>
-      <w:pPr>
-        <w:spacing w:after="0" w:line="240" w:lineRule="auto"/>
-        <w:ind w:firstLine="709"/>
-        <w:rPr>
-          <w:rFonts w:ascii="Times New Roman" w:hAnsi="Times New Roman" w:cs="Times New Roman"/>
-        </w:rPr>
-      </w:pPr>
-      <w:r>
-        <w:rPr>
-          <w:rFonts w:ascii="Times New Roman" w:hAnsi="Times New Roman" w:cs="Times New Roman"/>
-        </w:rPr>
-        <w:t xml:space="preserve">— </w:t>
-      </w:r>
-      <w:r>
-        <w:rPr>
-          <w:rFonts w:ascii="Times New Roman" w:hAnsi="Times New Roman" w:cs="Times New Roman"/>
-        </w:rPr>
-        <w:t>З</w:t>
-      </w:r>
-      <w:r>
-        <w:rPr>
-          <w:rFonts w:ascii="Times New Roman" w:hAnsi="Times New Roman" w:cs="Times New Roman"/>
-        </w:rPr>
-        <w:t>ащищенность, достигаемая применением сертифицированных средств криптографической защиты информации и алгоритмов электронной подписи, что гарантирует подлинность источника и целостность передаваемых команд;</w:t>
-      </w:r>
-    </w:p>
-    <w:p>
-      <w:pPr>
-        <w:spacing w:after="0" w:line="240" w:lineRule="auto"/>
-        <w:ind w:firstLine="709"/>
-        <w:rPr>
-          <w:rFonts w:ascii="Times New Roman" w:hAnsi="Times New Roman" w:cs="Times New Roman"/>
-        </w:rPr>
-      </w:pPr>
-      <w:r>
-        <w:rPr>
-          <w:rFonts w:ascii="Times New Roman" w:hAnsi="Times New Roman" w:cs="Times New Roman"/>
-        </w:rPr>
-        <w:t xml:space="preserve">— </w:t>
-      </w:r>
-      <w:r>
-        <w:rPr>
-          <w:rFonts w:ascii="Times New Roman" w:hAnsi="Times New Roman" w:cs="Times New Roman"/>
-        </w:rPr>
-        <w:t>У</w:t>
-      </w:r>
-      <w:r>
-        <w:rPr>
-          <w:rFonts w:ascii="Times New Roman" w:hAnsi="Times New Roman" w:cs="Times New Roman"/>
-        </w:rPr>
-        <w:t>правляемость, обеспечиваемая возможностью централизованной генерации ключей и гибкого управления правами доступа, включая оперативное исключение неактуальных пультов;</w:t>
-      </w:r>
-    </w:p>
-    <w:p>
-      <w:pPr>
-        <w:spacing w:after="0" w:line="240" w:lineRule="auto"/>
-        <w:ind w:firstLine="709"/>
-        <w:rPr>
-          <w:rFonts w:ascii="Times New Roman" w:hAnsi="Times New Roman" w:cs="Times New Roman"/>
-        </w:rPr>
-      </w:pPr>
-      <w:r>
-        <w:rPr>
-          <w:rFonts w:ascii="Times New Roman" w:hAnsi="Times New Roman" w:cs="Times New Roman"/>
-        </w:rPr>
-        <w:t xml:space="preserve">— </w:t>
-      </w:r>
-      <w:r>
-        <w:rPr>
-          <w:rFonts w:ascii="Times New Roman" w:hAnsi="Times New Roman" w:cs="Times New Roman"/>
-        </w:rPr>
-        <w:t>Н</w:t>
-      </w:r>
-      <w:r>
-        <w:rPr>
-          <w:rFonts w:ascii="Times New Roman" w:hAnsi="Times New Roman" w:cs="Times New Roman"/>
-        </w:rPr>
-        <w:t>адежность, обусловленная использованием промышленных компонентов (радиомодемы в защищенном исполнении, микроконтроллеры с широким диапазоном рабочих температур), способных функционировать в условиях агропромышленного производства;</w:t>
-      </w:r>
-    </w:p>
-    <w:p>
-      <w:pPr>
-        <w:spacing w:after="0" w:line="240" w:lineRule="auto"/>
-        <w:ind w:firstLine="709"/>
-        <w:rPr>
-          <w:rFonts w:ascii="Times New Roman" w:hAnsi="Times New Roman" w:cs="Times New Roman"/>
-        </w:rPr>
-      </w:pPr>
-      <w:r>
-        <w:rPr>
-          <w:rFonts w:ascii="Times New Roman" w:hAnsi="Times New Roman" w:cs="Times New Roman"/>
-        </w:rPr>
-        <w:t xml:space="preserve">— </w:t>
-      </w:r>
-      <w:r>
-        <w:rPr>
-          <w:rFonts w:ascii="Times New Roman" w:hAnsi="Times New Roman" w:cs="Times New Roman"/>
-        </w:rPr>
-        <w:t>М</w:t>
-      </w:r>
-      <w:r>
-        <w:rPr>
-          <w:rFonts w:ascii="Times New Roman" w:hAnsi="Times New Roman" w:cs="Times New Roman"/>
-        </w:rPr>
-        <w:t>асштабируемость, позволяющая расширять систему на любое количество единиц техники без необходимости кардинальной перестройки инфраструктуры.</w:t>
-      </w:r>
-    </w:p>
-    <w:p>
-      <w:pPr>
-        <w:spacing w:after="0" w:line="240" w:lineRule="auto"/>
-        <w:ind w:firstLine="709"/>
-        <w:rPr>
-          <w:rFonts w:ascii="Times New Roman" w:hAnsi="Times New Roman" w:cs="Times New Roman"/>
-        </w:rPr>
-      </w:pPr>
-      <w:r>
-        <w:rPr>
-          <w:rFonts w:ascii="Times New Roman" w:hAnsi="Times New Roman" w:cs="Times New Roman"/>
-        </w:rPr>
-        <w:t>Реализация проекта планируется в несколько этапов, начиная с развертывания инфраструктуры генерации ключей и изготовления пилотного комплекта оборудования для одного пульта и одной единицы техники. После успешных испытаний предполагается тиражирование решения на весь парк машин.</w:t>
-      </w:r>
-    </w:p>
-    <w:p>
-      <w:pPr>
-        <w:spacing w:after="0" w:line="240" w:lineRule="auto"/>
-        <w:ind w:firstLine="709"/>
-        <w:rPr>
-          <w:rFonts w:ascii="Times New Roman" w:hAnsi="Times New Roman" w:cs="Times New Roman"/>
-        </w:rPr>
-      </w:pPr>
-      <w:r>
-        <w:rPr>
-          <w:rFonts w:ascii="Times New Roman" w:hAnsi="Times New Roman" w:cs="Times New Roman"/>
-        </w:rPr>
-        <w:t>Предложенная в работе концепция внедрения системы обеспечения целостности и подлинности дистанционного управления агропромышленной техникой базируется на использовании сертифицированных средств электронной подписи и отечественных компонентов. Такое решение позволяет исключить риски несанкционированного доступа к управлению, гарантировать достоверность передаваемых команд и обеспечить оперативную смену прав доступа при ротации персонала. Внедрение системы будет способствовать повышению уровня кибербезопасности агропромышленного предприятия, сохранности техники и безопасности персонала.</w:t>
-      </w:r>
-    </w:p>
-    <w:p>
-      <w:pPr>
-        <w:spacing w:after="0" w:line="240" w:lineRule="auto"/>
-        <w:rPr>
-          <w:rFonts w:ascii="Times New Roman" w:hAnsi="Times New Roman" w:cs="Times New Roman"/>
-        </w:rPr>
-      </w:pPr>
-    </w:p>
-    <w:p>
-      <w:pPr>
-        <w:spacing w:after="0" w:line="240" w:lineRule="auto"/>
-        <w:rPr>
-          <w:rFonts w:ascii="Times New Roman" w:hAnsi="Times New Roman" w:cs="Times New Roman"/>
-        </w:rPr>
-      </w:pPr>
-      <w:r>
-        <w:rPr>
-          <w:rFonts w:ascii="Times New Roman" w:hAnsi="Times New Roman" w:cs="Times New Roman"/>
-        </w:rPr>
-        <w:t>**СПИСОК ЛИТЕРАТУРЫ**</w:t>
-      </w:r>
-    </w:p>
-    <w:p>
-      <w:pPr>
-        <w:spacing w:after="0" w:line="240" w:lineRule="auto"/>
-        <w:rPr>
-          <w:rFonts w:ascii="Times New Roman" w:hAnsi="Times New Roman" w:cs="Times New Roman"/>
-        </w:rPr>
-      </w:pPr>
-    </w:p>
-    <w:p>
-      <w:pPr>
-        <w:spacing w:after="0" w:line="240" w:lineRule="auto"/>
-        <w:rPr>
-          <w:rFonts w:ascii="Times New Roman" w:hAnsi="Times New Roman" w:cs="Times New Roman"/>
-        </w:rPr>
-      </w:pPr>
-      <w:r>
-        <w:rPr>
-          <w:rFonts w:ascii="Times New Roman" w:hAnsi="Times New Roman" w:cs="Times New Roman"/>
-        </w:rPr>
-        <w:t xml:space="preserve">1. ViPNet SIES. Средства криптографической защиты информации для встраиваемых систем. — М.: </w:t>
+        <w:t>способствовать повышению уровня кибербезопасности агропромышленного предприятия, сохранности техники и безопасности персонала.</w:t>
+      </w:r>
+    </w:p>
+    <w:p>
+      <w:pPr>
+        <w:spacing w:after="0" w:line="240" w:lineRule="auto"/>
+        <w:rPr>
+          <w:rFonts w:ascii="Times New Roman" w:hAnsi="Times New Roman" w:cs="Times New Roman"/>
+        </w:rPr>
+      </w:pPr>
+    </w:p>
+    <w:p>
+      <w:pPr>
+        <w:spacing w:after="0" w:line="240" w:lineRule="auto"/>
+        <w:jc w:val="center"/>
+        <w:rPr>
+          <w:rFonts w:ascii="Times New Roman" w:hAnsi="Times New Roman" w:cs="Times New Roman"/>
+        </w:rPr>
+      </w:pPr>
+      <w:r>
+        <w:rPr>
+          <w:rFonts w:ascii="Times New Roman" w:hAnsi="Times New Roman" w:cs="Times New Roman"/>
+        </w:rPr>
+        <w:t>СПИСОК ЛИТЕРАТУРЫ</w:t>
+      </w:r>
+    </w:p>
+    <w:p>
+      <w:pPr>
+        <w:spacing w:after="0" w:line="240" w:lineRule="auto"/>
+        <w:rPr>
+          <w:rFonts w:ascii="Times New Roman" w:hAnsi="Times New Roman" w:cs="Times New Roman"/>
+        </w:rPr>
+      </w:pPr>
+    </w:p>
+    <w:p>
+      <w:pPr>
+        <w:pStyle w:val="a7"/>
+        <w:numPr>
+          <w:ilvl w:val="0"/>
+          <w:numId w:val="1"/>
+        </w:numPr>
+        <w:ind w:left="0" w:firstLine="360"/>
+        <w:jc w:val="both"/>
+        <w:rPr>
+          <w:rFonts w:ascii="Times New Roman" w:hAnsi="Times New Roman" w:cs="Times New Roman"/>
+        </w:rPr>
+      </w:pPr>
+      <w:r>
+        <w:rPr>
+          <w:rFonts w:ascii="Times New Roman" w:hAnsi="Times New Roman" w:cs="Times New Roman"/>
+        </w:rPr>
+        <w:t xml:space="preserve">Николаев Е. Ф. Стойкость отечественных шифров к атакам на радиоканалах // Кибернетика и программирование. – 2022. – № 4. – С. 112–119. – </w:t>
+      </w:r>
+      <w:proofErr w:type="gramStart"/>
+      <w:r>
+        <w:rPr>
+          <w:rFonts w:ascii="Times New Roman" w:hAnsi="Times New Roman" w:cs="Times New Roman"/>
+        </w:rPr>
+        <w:t>Текст :</w:t>
+      </w:r>
+      <w:proofErr w:type="gramEnd"/>
+      <w:r>
+        <w:rPr>
+          <w:rFonts w:ascii="Times New Roman" w:hAnsi="Times New Roman" w:cs="Times New Roman"/>
+        </w:rPr>
+        <w:t xml:space="preserve"> непосредственный.</w:t>
+      </w:r>
+    </w:p>
+    <w:p>
+      <w:pPr>
+        <w:pStyle w:val="a7"/>
+        <w:numPr>
+          <w:ilvl w:val="0"/>
+          <w:numId w:val="1"/>
+        </w:numPr>
+        <w:ind w:left="0" w:firstLine="360"/>
+        <w:jc w:val="both"/>
+        <w:rPr>
+          <w:rFonts w:ascii="Times New Roman" w:hAnsi="Times New Roman" w:cs="Times New Roman"/>
+        </w:rPr>
+      </w:pPr>
+      <w:r>
+        <w:rPr>
+          <w:rFonts w:ascii="Times New Roman" w:hAnsi="Times New Roman" w:cs="Times New Roman"/>
+        </w:rPr>
+        <w:t xml:space="preserve">Васильев В. И. Вопросы обеспечения безопасности интеллектуальной среды окружения промышленного интернета вещей / В. И. Васильев, Р. Р. Шамсутдинов // </w:t>
       </w:r>
       <w:proofErr w:type="spellStart"/>
       <w:r>
         <w:rPr>
           <w:rFonts w:ascii="Times New Roman" w:hAnsi="Times New Roman" w:cs="Times New Roman"/>
         </w:rPr>
-        <w:t>ИнфоТеКС</w:t>
+        <w:t>Мавлютовские</w:t>
       </w:r>
       <w:proofErr w:type="spellEnd"/>
       <w:r>
         <w:rPr>
           <w:rFonts w:ascii="Times New Roman" w:hAnsi="Times New Roman" w:cs="Times New Roman"/>
         </w:rPr>
-        <w:t>, 2025. — 124 с.</w:t>
-      </w:r>
-    </w:p>
-    <w:p>
-      <w:pPr>
-        <w:spacing w:after="0" w:line="240" w:lineRule="auto"/>
-        <w:rPr>
-          <w:rFonts w:ascii="Times New Roman" w:hAnsi="Times New Roman" w:cs="Times New Roman"/>
-        </w:rPr>
-      </w:pPr>
-    </w:p>
-    <w:p>
-      <w:pPr>
-        <w:spacing w:after="0" w:line="240" w:lineRule="auto"/>
-        <w:rPr>
-          <w:rFonts w:ascii="Times New Roman" w:hAnsi="Times New Roman" w:cs="Times New Roman"/>
-        </w:rPr>
-      </w:pPr>
-      <w:r>
-        <w:rPr>
-          <w:rFonts w:ascii="Times New Roman" w:hAnsi="Times New Roman" w:cs="Times New Roman"/>
-        </w:rPr>
-        <w:t xml:space="preserve">2. ГОСТ Р 34.10-2012. Информационная технология. Криптографическая защита информации. Процессы формирования и проверки электронной цифровой подписи. — М.: </w:t>
+        <w:t xml:space="preserve"> </w:t>
+      </w:r>
+      <w:proofErr w:type="gramStart"/>
+      <w:r>
+        <w:rPr>
+          <w:rFonts w:ascii="Times New Roman" w:hAnsi="Times New Roman" w:cs="Times New Roman"/>
+        </w:rPr>
+        <w:t>чтения :</w:t>
+      </w:r>
+      <w:proofErr w:type="gramEnd"/>
+      <w:r>
+        <w:rPr>
+          <w:rFonts w:ascii="Times New Roman" w:hAnsi="Times New Roman" w:cs="Times New Roman"/>
+        </w:rPr>
+        <w:t xml:space="preserve"> статьи XIV Всероссийской молодежной научной конференции. – </w:t>
+      </w:r>
+      <w:proofErr w:type="gramStart"/>
+      <w:r>
+        <w:rPr>
+          <w:rFonts w:ascii="Times New Roman" w:hAnsi="Times New Roman" w:cs="Times New Roman"/>
+        </w:rPr>
+        <w:t>Уфа :</w:t>
+      </w:r>
+      <w:proofErr w:type="gramEnd"/>
+      <w:r>
+        <w:rPr>
+          <w:rFonts w:ascii="Times New Roman" w:hAnsi="Times New Roman" w:cs="Times New Roman"/>
+        </w:rPr>
+        <w:t xml:space="preserve"> Уфимский государственный авиационный технический университет, 2020. – Т. 5, ч. 2. – С. 9. – </w:t>
+      </w:r>
+      <w:proofErr w:type="gramStart"/>
+      <w:r>
+        <w:rPr>
+          <w:rFonts w:ascii="Times New Roman" w:hAnsi="Times New Roman" w:cs="Times New Roman"/>
+        </w:rPr>
+        <w:t>Текст :</w:t>
+      </w:r>
+      <w:proofErr w:type="gramEnd"/>
+      <w:r>
+        <w:rPr>
+          <w:rFonts w:ascii="Times New Roman" w:hAnsi="Times New Roman" w:cs="Times New Roman"/>
+        </w:rPr>
+        <w:t xml:space="preserve"> непосредственный.</w:t>
+      </w:r>
+    </w:p>
+    <w:p>
+      <w:pPr>
+        <w:pStyle w:val="a7"/>
+        <w:numPr>
+          <w:ilvl w:val="0"/>
+          <w:numId w:val="1"/>
+        </w:numPr>
+        <w:ind w:left="0" w:firstLine="360"/>
+        <w:jc w:val="both"/>
+        <w:rPr>
+          <w:rFonts w:ascii="Times New Roman" w:hAnsi="Times New Roman" w:cs="Times New Roman"/>
+        </w:rPr>
+      </w:pPr>
+      <w:r>
+        <w:rPr>
+          <w:rFonts w:ascii="Times New Roman" w:hAnsi="Times New Roman" w:cs="Times New Roman"/>
+        </w:rPr>
+        <w:t xml:space="preserve">Фрид А. И. Обеспечение целостности телеметрической информации о состоянии сложного технического объекта / А. И. Фрид, А. М. </w:t>
       </w:r>
       <w:proofErr w:type="spellStart"/>
       <w:r>
         <w:rPr>
           <w:rFonts w:ascii="Times New Roman" w:hAnsi="Times New Roman" w:cs="Times New Roman"/>
         </w:rPr>
-        <w:t>Стандартинформ</w:t>
+        <w:t>Вульфин</w:t>
       </w:r>
       <w:proofErr w:type="spellEnd"/>
       <w:r>
         <w:rPr>
           <w:rFonts w:ascii="Times New Roman" w:hAnsi="Times New Roman" w:cs="Times New Roman"/>
         </w:rPr>
-        <w:t>, 2013. — 32 с.</w:t>
-      </w:r>
-    </w:p>
-    <w:p>
-      <w:pPr>
-        <w:spacing w:after="0" w:line="240" w:lineRule="auto"/>
-        <w:rPr>
-          <w:rFonts w:ascii="Times New Roman" w:hAnsi="Times New Roman" w:cs="Times New Roman"/>
-        </w:rPr>
-      </w:pPr>
-    </w:p>
-    <w:p>
-      <w:pPr>
-        <w:spacing w:after="0" w:line="240" w:lineRule="auto"/>
-        <w:rPr>
-          <w:rFonts w:ascii="Times New Roman" w:hAnsi="Times New Roman" w:cs="Times New Roman"/>
-        </w:rPr>
-      </w:pPr>
-      <w:r>
-        <w:rPr>
-          <w:rFonts w:ascii="Times New Roman" w:hAnsi="Times New Roman" w:cs="Times New Roman"/>
-        </w:rPr>
-        <w:t>3. Золотарев В.В., Соловьева Е.А. Криптографическая защита информации в системах промышленного интернета вещей // Информационная безопасность регионов. — 2024, № 2, с. 45–52.</w:t>
-      </w:r>
-    </w:p>
-    <w:p>
-      <w:pPr>
-        <w:spacing w:after="0" w:line="240" w:lineRule="auto"/>
-        <w:rPr>
-          <w:rFonts w:ascii="Times New Roman" w:hAnsi="Times New Roman" w:cs="Times New Roman"/>
-        </w:rPr>
-      </w:pPr>
-    </w:p>
-    <w:p>
-      <w:pPr>
-        <w:spacing w:after="0" w:line="240" w:lineRule="auto"/>
-        <w:rPr>
-          <w:rFonts w:ascii="Times New Roman" w:hAnsi="Times New Roman" w:cs="Times New Roman"/>
-        </w:rPr>
-      </w:pPr>
-      <w:r>
-        <w:rPr>
-          <w:rFonts w:ascii="Times New Roman" w:hAnsi="Times New Roman" w:cs="Times New Roman"/>
-        </w:rPr>
-        <w:t xml:space="preserve">4. </w:t>
+        <w:t xml:space="preserve">, М. Б. Гузаиров, В. В. </w:t>
       </w:r>
       <w:proofErr w:type="spellStart"/>
       <w:r>
         <w:rPr>
           <w:rFonts w:ascii="Times New Roman" w:hAnsi="Times New Roman" w:cs="Times New Roman"/>
         </w:rPr>
-        <w:t>Гриняк</w:t>
+        <w:t>Берхольц</w:t>
       </w:r>
       <w:proofErr w:type="spellEnd"/>
       <w:r>
         <w:rPr>
           <w:rFonts w:ascii="Times New Roman" w:hAnsi="Times New Roman" w:cs="Times New Roman"/>
         </w:rPr>
-        <w:t xml:space="preserve"> В.М., Болгов С.В. Обеспечение целостности данных в радиоканалах управления мобильными объектами // Моделирование, оптимизация и информационные технологии. — 2023, т. 11, № 4, с. 1–14.</w:t>
-      </w:r>
-    </w:p>
-    <w:p>
-      <w:pPr>
-        <w:spacing w:after="0" w:line="240" w:lineRule="auto"/>
-        <w:rPr>
-          <w:rFonts w:ascii="Times New Roman" w:hAnsi="Times New Roman" w:cs="Times New Roman"/>
-        </w:rPr>
-      </w:pPr>
-    </w:p>
-    <w:p>
-      <w:pPr>
-        <w:spacing w:after="0" w:line="240" w:lineRule="auto"/>
-        <w:rPr>
-          <w:rFonts w:ascii="Times New Roman" w:hAnsi="Times New Roman" w:cs="Times New Roman"/>
-        </w:rPr>
-      </w:pPr>
-      <w:r>
-        <w:rPr>
-          <w:rFonts w:ascii="Times New Roman" w:hAnsi="Times New Roman" w:cs="Times New Roman"/>
-        </w:rPr>
-        <w:lastRenderedPageBreak/>
-        <w:t>5. Маслов А.В., Козырев Д.В. Применение средств электронной подписи в системах телеметрии и диспетчеризации // Автоматизация и IT в энергетике. — 2024, № 6, с. 28–34.</w:t>
+        <w:t xml:space="preserve"> // Моделирование, оптимизация и информационные технологии. – 2023. – Т. 11, № 1. – С. 1–15. – DOI 10.26102/2310-6018/2023.40.1.002. – </w:t>
+      </w:r>
+      <w:proofErr w:type="gramStart"/>
+      <w:r>
+        <w:rPr>
+          <w:rFonts w:ascii="Times New Roman" w:hAnsi="Times New Roman" w:cs="Times New Roman"/>
+        </w:rPr>
+        <w:t>Текст :</w:t>
+      </w:r>
+      <w:proofErr w:type="gramEnd"/>
+      <w:r>
+        <w:rPr>
+          <w:rFonts w:ascii="Times New Roman" w:hAnsi="Times New Roman" w:cs="Times New Roman"/>
+        </w:rPr>
+        <w:t xml:space="preserve"> непосредственный.</w:t>
       </w:r>
     </w:p>
     <w:sectPr>
@@ -826,6 +978,100 @@
     </w:sectPr>
   </w:body>
 </w:document>
+</file>
+
+<file path=word/numbering.xml><?xml version="1.0" encoding="utf-8"?>
+<w:numbering xmlns:wpc="http://schemas.microsoft.com/office/word/2010/wordprocessingCanvas" xmlns:cx="http://schemas.microsoft.com/office/drawing/2014/chartex" xmlns:cx1="http://schemas.microsoft.com/office/drawing/2015/9/8/chartex" xmlns:cx2="http://schemas.microsoft.com/office/drawing/2015/10/21/chartex" xmlns:cx3="http://schemas.microsoft.com/office/drawing/2016/5/9/chartex" xmlns:cx4="http://schemas.microsoft.com/office/drawing/2016/5/10/chartex" xmlns:cx5="http://schemas.microsoft.com/office/drawing/2016/5/11/chartex" xmlns:cx6="http://schemas.microsoft.com/office/drawing/2016/5/12/chartex" xmlns:cx7="http://schemas.microsoft.com/office/drawing/2016/5/13/chartex" xmlns:cx8="http://schemas.microsoft.com/office/drawing/2016/5/14/chartex" xmlns:mc="http://schemas.openxmlformats.org/markup-compatibility/2006" xmlns:aink="http://schemas.microsoft.com/office/drawing/2016/ink" xmlns:am3d="http://schemas.microsoft.com/office/drawing/2017/model3d" xmlns:o="urn:schemas-microsoft-com:office:office" xmlns:oel="http://schemas.microsoft.com/office/2019/extlst" xmlns:r="http://schemas.openxmlformats.org/officeDocument/2006/relationships" xmlns:m="http://schemas.openxmlformats.org/officeDocument/2006/math" xmlns:v="urn:schemas-microsoft-com:vml" xmlns:wp14="http://schemas.microsoft.com/office/word/2010/wordprocessingDrawing" xmlns:wp="http://schemas.openxmlformats.org/drawingml/2006/wordprocessingDrawing" xmlns:w10="urn:schemas-microsoft-com:office:word" xmlns:w="http://schemas.openxmlformats.org/wordprocessingml/2006/main" xmlns:w14="http://schemas.microsoft.com/office/word/2010/wordml" xmlns:w15="http://schemas.microsoft.com/office/word/2012/wordml" xmlns:w16cex="http://schemas.microsoft.com/office/word/2018/wordml/cex" xmlns:w16cid="http://schemas.microsoft.com/office/word/2016/wordml/cid" xmlns:w16="http://schemas.microsoft.com/office/word/2018/wordml" xmlns:w16du="http://schemas.microsoft.com/office/word/2023/wordml/word16du" xmlns:w16sdtdh="http://schemas.microsoft.com/office/word/2020/wordml/sdtdatahash" xmlns:w16sdtfl="http://schemas.microsoft.com/office/word/2024/wordml/sdtformatlock" xmlns:w16se="http://schemas.microsoft.com/office/word/2015/wordml/symex" xmlns:wpg="http://schemas.microsoft.com/office/word/2010/wordprocessingGroup" xmlns:wpi="http://schemas.microsoft.com/office/word/2010/wordprocessingInk" xmlns:wne="http://schemas.microsoft.com/office/word/2006/wordml" xmlns:wps="http://schemas.microsoft.com/office/word/2010/wordprocessingShape" mc:Ignorable="w14 w15 w16se w16cid w16 w16cex w16sdtdh w16sdtfl w16du wp14">
+  <w:abstractNum w:abstractNumId="0" w15:restartNumberingAfterBreak="0">
+    <w:nsid w:val="08DD3480"/>
+    <w:multiLevelType w:val="hybridMultilevel"/>
+    <w:tmpl w:val="A7CA923E"/>
+    <w:lvl w:ilvl="0" w:tplc="0419000F">
+      <w:start w:val="1"/>
+      <w:numFmt w:val="decimal"/>
+      <w:lvlText w:val="%1."/>
+      <w:lvlJc w:val="left"/>
+      <w:pPr>
+        <w:ind w:left="720" w:hanging="360"/>
+      </w:pPr>
+    </w:lvl>
+    <w:lvl w:ilvl="1" w:tplc="04190019" w:tentative="1">
+      <w:start w:val="1"/>
+      <w:numFmt w:val="lowerLetter"/>
+      <w:lvlText w:val="%2."/>
+      <w:lvlJc w:val="left"/>
+      <w:pPr>
+        <w:ind w:left="1440" w:hanging="360"/>
+      </w:pPr>
+    </w:lvl>
+    <w:lvl w:ilvl="2" w:tplc="0419001B" w:tentative="1">
+      <w:start w:val="1"/>
+      <w:numFmt w:val="lowerRoman"/>
+      <w:lvlText w:val="%3."/>
+      <w:lvlJc w:val="right"/>
+      <w:pPr>
+        <w:ind w:left="2160" w:hanging="180"/>
+      </w:pPr>
+    </w:lvl>
+    <w:lvl w:ilvl="3" w:tplc="0419000F" w:tentative="1">
+      <w:start w:val="1"/>
+      <w:numFmt w:val="decimal"/>
+      <w:lvlText w:val="%4."/>
+      <w:lvlJc w:val="left"/>
+      <w:pPr>
+        <w:ind w:left="2880" w:hanging="360"/>
+      </w:pPr>
+    </w:lvl>
+    <w:lvl w:ilvl="4" w:tplc="04190019" w:tentative="1">
+      <w:start w:val="1"/>
+      <w:numFmt w:val="lowerLetter"/>
+      <w:lvlText w:val="%5."/>
+      <w:lvlJc w:val="left"/>
+      <w:pPr>
+        <w:ind w:left="3600" w:hanging="360"/>
+      </w:pPr>
+    </w:lvl>
+    <w:lvl w:ilvl="5" w:tplc="0419001B" w:tentative="1">
+      <w:start w:val="1"/>
+      <w:numFmt w:val="lowerRoman"/>
+      <w:lvlText w:val="%6."/>
+      <w:lvlJc w:val="right"/>
+      <w:pPr>
+        <w:ind w:left="4320" w:hanging="180"/>
+      </w:pPr>
+    </w:lvl>
+    <w:lvl w:ilvl="6" w:tplc="0419000F" w:tentative="1">
+      <w:start w:val="1"/>
+      <w:numFmt w:val="decimal"/>
+      <w:lvlText w:val="%7."/>
+      <w:lvlJc w:val="left"/>
+      <w:pPr>
+        <w:ind w:left="5040" w:hanging="360"/>
+      </w:pPr>
+    </w:lvl>
+    <w:lvl w:ilvl="7" w:tplc="04190019" w:tentative="1">
+      <w:start w:val="1"/>
+      <w:numFmt w:val="lowerLetter"/>
+      <w:lvlText w:val="%8."/>
+      <w:lvlJc w:val="left"/>
+      <w:pPr>
+        <w:ind w:left="5760" w:hanging="360"/>
+      </w:pPr>
+    </w:lvl>
+    <w:lvl w:ilvl="8" w:tplc="0419001B" w:tentative="1">
+      <w:start w:val="1"/>
+      <w:numFmt w:val="lowerRoman"/>
+      <w:lvlText w:val="%9."/>
+      <w:lvlJc w:val="right"/>
+      <w:pPr>
+        <w:ind w:left="6480" w:hanging="180"/>
+      </w:pPr>
+    </w:lvl>
+  </w:abstractNum>
+  <w:num w:numId="1" w16cid:durableId="1614627874">
+    <w:abstractNumId w:val="0"/>
+  </w:num>
+</w:numbering>
 </file>
 
 <file path=word/styles.xml><?xml version="1.0" encoding="utf-8"?>
